--- a/example_articles/states/Texas/3.states_Texas_New_York_Times.docx
+++ b/example_articles/states/Texas/3.states_Texas_New_York_Times.docx
@@ -27,17 +27,17 @@
     </w:p>
     <w:p>
       <w:r>
-        <w:t>Source File: NYT/48.DOCX</w:t>
+        <w:t>Source file: NYT/48.DOCX</w:t>
       </w:r>
     </w:p>
     <w:p>
       <w:r>
-        <w:t>Raw locations result: ['Texas']</w:t>
+        <w:t>Raw locations result, 'locations': ['Texas']</w:t>
       </w:r>
     </w:p>
     <w:p>
       <w:r>
-        <w:t>states_stand_flat (Standardized): Texas</w:t>
+        <w:t>Standardized locations result, 'states_stand_flat': Texas</w:t>
       </w:r>
     </w:p>
     <w:p>

--- a/example_articles/states/Texas/3.states_Texas_New_York_Times.docx
+++ b/example_articles/states/Texas/3.states_Texas_New_York_Times.docx
@@ -7,7 +7,7 @@
         <w:pStyle w:val="Heading1"/>
       </w:pPr>
       <w:r>
-        <w:t>Brazil's Police Enforce a Law: Death</w:t>
+        <w:t>Trial to Open in Plot to Make Girl a Cheerleader</w:t>
       </w:r>
     </w:p>
     <w:p>
@@ -17,17 +17,17 @@
     </w:p>
     <w:p>
       <w:r>
-        <w:t>Date: 1992-11-04</w:t>
+        <w:t>Date: 1991-08-25</w:t>
       </w:r>
     </w:p>
     <w:p>
       <w:r>
-        <w:t>Section: Section A;; Section A; Page 22; Column 4; Foreign Desk; Column 4;</w:t>
+        <w:t>Section: Section 1;; Section 1; Part 1; Page 31; Column 1; National Desk; Part 1;; Column 1;</w:t>
       </w:r>
     </w:p>
     <w:p>
       <w:r>
-        <w:t>Source file: NYT/48.DOCX</w:t>
+        <w:t>Source file: NYT/38.DOCX</w:t>
       </w:r>
     </w:p>
     <w:p>
@@ -49,93 +49,47 @@
     </w:p>
     <w:p>
       <w:r>
-        <w:t>Sao Paulo's military police quelled a prison riot in early October by firing 5,000 bullets in the space of one hour, leaving 111 prisoners dead and an equal number wounded. The police, who had refused to negotiate with the prisoners, suffered only minor wounds.</w:t>
+        <w:t>A mother charged with trying to hire a professional killer to improve her daughter's chances of becoming a high school cheerleader goes on trial Monday in a state court.</w:t>
         <w:br/>
-        <w:t>Many Brazilians were shocked, their outrage heightened by stark photographs of rows of rough pine boxes filled with bodies shattered by bullets and mutilated by attack dogs.</w:t>
+        <w:t>The 36-year-old defendant, Wanda Holloway, faces up to life in prison if convicted of offering $2,500 last January to an undercover police officer to kill the mother of her daughter's chief rival in cheerleading tryouts.</w:t>
         <w:br/>
-        <w:t>But in a poll taken shortly after the assault, 41 percent of respondents said they agreed with the action of the military police. The remaining 59 percent told Sao Paulo's Estado newspaper that they disagreed.</w:t>
+        <w:t>A jury for the trial was chosen Friday, and opening arguments are scheduled for Monday in State District Court here.</w:t>
+        <w:br/>
+        <w:t>The police say Mrs. Holloway wanted to kill a neighbor, Verna Heath, so her 13-year-old daughter, Amber, would be too grief-stricken to compete with Mrs. Holloway's daughter, Shanna, also 13, for the cheering squad at Channelview High School. The school's cheering squads have won national championships.</w:t>
+        <w:br/>
+        <w:t>Lawyers involved in the case said they expect Mrs. Holloway's lawyer, Troy McKinney, to present a defense including the claim that she was framed as part of a scheme by her former husband, Tony Harper, to gain custody of their two children. Mr. McKinney refused to be interviewed.</w:t>
+        <w:br/>
+        <w:t>The police say Mrs. Holloway was so consumed with ambition for her daughter that she was prepared to go to any lengths to help her become a cheerleader.</w:t>
+        <w:br/>
+        <w:t>Detective George Helton of the Harris County's Sheriff's Department said: "I think it was probably a case of a mother trying to live her life through her daughter. Reasonable people like you and me can't understand how in the world cheerleading can be so important, but I think these people are just a bubble off.".</w:t>
+        <w:br/>
+        <w:t>Mr. Helton was the undercover officer to whom Mrs. Holloway supposedly made the contract to kill Mrs. Heath. The authorities said Terry Harper, the brother of Mrs. Holloway's ex-husband, told them about the scheme after Mrs. Holloway asked him to find a killer.</w:t>
+        <w:br/>
+        <w:t>Before her arrest Jan. 30, Mrs. Holloway was a housewife who lived in the working-class Houston suburb of Channelview, where her two kids attended school and she played piano in the church.</w:t>
+        <w:br/>
+        <w:t>But even before the murder-for-hire charges, Mrs. Holloway's intense desire for Shanna to become a cheerleader raised eyebrows.</w:t>
+        <w:br/>
+        <w:t>One year when Shanna ran for cheerleader, she was disqualified after her mother campaigned by handing out rulers to other students with messages urging a vote for Shanna.</w:t>
+        <w:br/>
+        <w:t>Another year Mrs. Holloway appeared before the Channelview School Board to object when Amber Heath transferred to the same school as Shanna, then ran for cheerleader a short time later. Mrs. Holloway argued unsuccessfully that Amber had not been in the district long enough to qualify as a cheerleader candidate.</w:t>
+        <w:br/>
+        <w:t>In both cases, Amber ran and won, beating out Shanna. Amber's mother, like Mrs. Holloway, was known to campaign for her daughter, intensifying the competition between them.</w:t>
         <w:br/>
         <w:t xml:space="preserve"> </w:t>
         <w:br/>
-        <w:t>1,264 Killed so Far</w:t>
+        <w:t>Custody Issue Seen as Defense</w:t>
         <w:br/>
-        <w:t xml:space="preserve"> "The next time the shock troops will kill 300," said Roberval Conte Lopes, a former military police captain who champions killing criminals, making his appeals on his radio talk show and on the floor of the state legislature where he is a deputy. "If they kill 1,000, it's fine by me."</w:t>
+        <w:t xml:space="preserve"> The police said Mrs. Holloway originally intended to have both Amber and her mother killed but decided that a double murder would be too expensive.</w:t>
         <w:br/>
-        <w:t>Human-rights workers here say the prison killings were the outgrowth of a shoot-to-kill policy by Sao Paulo's military police, a state unit that patrols this city, the largest in South America, with 15 million people in the metropolitan area.</w:t>
+        <w:t>After Mrs. Holloway's arrest, Tony Harper got part-time custody of Shanna so she could get psychological counseling, Ms. Asher said.</w:t>
         <w:br/>
-        <w:t>In 1988, the military police in Sao Paulo State killed 294 civilians -- fewer than one a day.</w:t>
+        <w:t>Mr. Harper's custody claims will probably be the basis of Mrs. Holloway's defense, said Paula Gavrel Asher, his lawyer in the custody case. Their son, Shane, 18, now lives in Waco, where he attends college.</w:t>
         <w:br/>
-        <w:t>This year, not counting the prison killings on Oct. 2, police figures indicate they killed 1,264 civilians through the end of September -- almost five a day. About 85 percent of the killings are in the state capital.</w:t>
+        <w:t>Gayle Fallon, president of the Houston Federation of Teachers, said it was not unusual in any school to see pressure from parents who want their daughters to be cheerleaders. "There are certain positions a student can get that guarantee them a high social status," she said. "One of them is cheerleader."</w:t>
         <w:br/>
-        <w:t xml:space="preserve"> </w:t>
+        <w:t>Mr. Helton said that in his 17 years as an undercover officer he had seen many murder-for-hire cases, but none with such a frivolous motive.</w:t>
         <w:br/>
-        <w:t>Take No Prisoners</w:t>
-        <w:br/>
-        <w:t xml:space="preserve"> "The highest level of police-violence conflict among democratic countries in the world is in Sao Paulo," said Paulo Sergio Pinheiro, director of Sao Paulo University's Center for the Study of Violence.</w:t>
-        <w:br/>
-        <w:t>By contrast, the New York City Police, in a city of 7 million, killed an average of 27 people a year from 1982 to 1991. New York's police wounded about two civilians for every one killed -- an average of 56 a year.</w:t>
-        <w:br/>
-        <w:t>The Sao Paulo police over the last decade shot to death three civilians for every wounded civilian who was hospitalized.</w:t>
-        <w:br/>
-        <w:t>"What happened in the jail is part of the ethic of the military police: They think it is their job to kill bad buys," said Paul G. Chevigny, a criminal-law professor at New York University Law School, who worked here in September researching police violence for Americas Watch, the human-rights group. "They kill people who are claimed to be criminals, and they get away with it because their superiors have no desire to discipline them.</w:t>
-        <w:br/>
-        <w:t>"The military police feel in a very clear-cut way that they have no other way of showing efficiency to the public than by the numbers of criminals that they eliminate," Mr. Chevigny said.</w:t>
-        <w:br/>
-        <w:t>The killing of criminal suspects, a national practice in Brazil, takes different forms in other cities: lynchings in Salvador, and death-squad activity in Rio de Janeiro. A report this month by the Sao Paulo chapter of Brazil's Bar Association said the military police and death squads paid by shantytown shopkeepers killed most of the nearly 1,000 street children slain here in 1990.</w:t>
-        <w:br/>
-        <w:t>A 1991 survey showed that 71 percent of the victims were poor men between the ages of 15 and 25. By successfully portraying their victims as "marginals" and "bandits," the police win wide acceptance for the killings.</w:t>
-        <w:br/>
-        <w:t xml:space="preserve"> </w:t>
-        <w:br/>
-        <w:t>Colonel Justifies Killings</w:t>
-        <w:br/>
-        <w:t xml:space="preserve"> "If they are not considered 'humans,' their death is more socially accepted," Mr. Pinheiro wrote in a recent essay.</w:t>
-        <w:br/>
-        <w:t>One Sao Paulo resident took exception to an assertion in the press that animals in Sao Paulo's zoo get better care than prisoners in San Paulo's jails. The resident, Renata Britto, wrote Veja magazine, "We should not forget that the animals in the zoo are not criminals."</w:t>
-        <w:br/>
-        <w:t>There was some indignation after the prison assault, and it is being channeled into at least half a dozen inquiries. After condemnation from Brazil's press and international human-rights groups, Sao Paulo State's Governor, Luis Antonio Fleury, suspended five military police commanders, describing their actions as "criminal."</w:t>
-        <w:br/>
-        <w:t>All crimes committed by the military police are tried in military courts.</w:t>
-        <w:br/>
-        <w:t xml:space="preserve"> </w:t>
-        <w:br/>
-        <w:t>No Criminal Record Needed</w:t>
-        <w:br/>
-        <w:t xml:space="preserve"> Although independent witnesses say the prisoners had no hostages and no firearms, a military colonel presiding over an internal inquiry has justified the mass killing as "a reaction to the tumult provoked by the prisoners."</w:t>
-        <w:br/>
-        <w:t>During the police assault, much of the killing took place after the troops' commander, Col. Ubiratan Guimaraes was stunned by an exploding television tube thrown by a prisoner.</w:t>
-        <w:br/>
-        <w:t>The prisoners, who had expelled guards from an overcrowded pavilion, skirmished with attacking police officers. Direction of the operation fell to two officers who started their careers in military counterguerrilla operations here in the 1970's. According to research by Claudio Barcellos, a Brazilian journalist, each of the officers is known to have killed 34 people -- before the prison operation.</w:t>
-        <w:br/>
-        <w:t>Mr. Barcellos studied the cases of 4,170 people killed by the Sao Paulo Police over the last 20 years. In"ROTA 66," a book he published recently about an elite police unit, he reported that 57 percent of the victims had no criminal record.</w:t>
-        <w:br/>
-        <w:t xml:space="preserve"> </w:t>
-        <w:br/>
-        <w:t>Popular Support for Police</w:t>
-        <w:br/>
-        <w:t xml:space="preserve"> "It's the second-largest tragedy in Brazilian history, only surpassed by Brazil's war with Paraguay in the 19th century," Mr. Barcellos said in a telephone interview from New York. He said he took refuge in New York after receiving death threats from the military police.</w:t>
-        <w:br/>
-        <w:t>Much of the autonomy -- and impunity -- of the military police comes from their popular support.</w:t>
-        <w:br/>
-        <w:t>"The people back the ROTA," demonstrators chanted recently in support of the elite squad, Rondas Ostensivas de Tobias Aguiar, which is responsible for most of the city's police killings. "The military police are Sao Paulo's moral conscience."</w:t>
-        <w:br/>
-        <w:t>After Sao Paulo's Roman Catholic Archbishop, Paulo Evaristo Cardinal Arns, held a memorial Mass for the dead prisoners, demonstrators shouted angrily at a priest walking by the state assembly,: "A priest's place is in the church!"</w:t>
-        <w:br/>
-        <w:t>There is no death penalty in Brazil. Support for killing criminal suspects, instead of arresting them, seems strongest in Sao Paulo's impoverished working-class periphery.</w:t>
-        <w:br/>
-        <w:t>"In the shantytowns, when someone steals your television it's a major blow, you want fast justice," said Mr. Lopes, the state congressman. Mr. Lopes, whose campaign photograph shows him with his .357 magnum Smith &amp; Wesson revolver, boasts that he shot and killed a suspected car thief outside the state assembly in April, the latest of 100 suspects he is estimated to have killed since he first joined the ROTA in 1975.</w:t>
-        <w:br/>
-        <w:t>With Paulo Maluf, president of Mr. Lopes's right-wing party, expected to win the mayoral race here on Nov. 15, few people predict that police violence will diminish here soon.</w:t>
-        <w:br/>
-        <w:t>Indeed, in the uproar surrounding the prison massacre, Sao Paulo's new military police commander described the police operation as "perfect."</w:t>
-        <w:br/>
-        <w:br/>
-        <w:t>Graphic</w:t>
-        <w:br/>
-        <w:br/>
-        <w:t xml:space="preserve"> </w:t>
-        <w:br/>
-        <w:t>Map of Brazil highlighting the location of Sao Paulo.</w:t>
+        <w:t>"The thing that amazes me," he said, "is that 10 years from now, what difference would it make if she was cheerleader?"</w:t>
       </w:r>
     </w:p>
     <w:sectPr>

--- a/example_articles/states/Texas/3.states_Texas_New_York_Times.docx
+++ b/example_articles/states/Texas/3.states_Texas_New_York_Times.docx
@@ -7,7 +7,7 @@
         <w:pStyle w:val="Heading1"/>
       </w:pPr>
       <w:r>
-        <w:t>Trial to Open in Plot to Make Girl a Cheerleader</w:t>
+        <w:t>Gutted Voting Rights Act Is Put to the Test in Texas</w:t>
       </w:r>
     </w:p>
     <w:p>
@@ -17,17 +17,17 @@
     </w:p>
     <w:p>
       <w:r>
-        <w:t>Date: 1991-08-25</w:t>
+        <w:t>Date: 2017-01-16</w:t>
       </w:r>
     </w:p>
     <w:p>
       <w:r>
-        <w:t>Section: Section 1;; Section 1; Part 1; Page 31; Column 1; National Desk; Part 1;; Column 1;</w:t>
+        <w:t>Section: Section A; Column 0; National Desk; Pg. 10</w:t>
       </w:r>
     </w:p>
     <w:p>
       <w:r>
-        <w:t>Source file: NYT/38.DOCX</w:t>
+        <w:t>Source file: NYT/31.DOCX</w:t>
       </w:r>
     </w:p>
     <w:p>
@@ -49,47 +49,74 @@
     </w:p>
     <w:p>
       <w:r>
-        <w:t>A mother charged with trying to hire a professional killer to improve her daughter's chances of becoming a high school cheerleader goes on trial Monday in a state court.</w:t>
+        <w:t>PASADENA, Tex. -- Within days of the Supreme Court striking down the heart of the Voting Rights Act in June 2013, the mayor of this working-class industrial city set in motion a contentious change to the local election system that critics said was aimed at protecting white control of the City Council in the face of rapid growth in the city's Hispanic population.</w:t>
         <w:br/>
-        <w:t>The 36-year-old defendant, Wanda Holloway, faces up to life in prison if convicted of offering $2,500 last January to an undercover police officer to kill the mother of her daughter's chief rival in cheerleading tryouts.</w:t>
+        <w:t xml:space="preserve">It set off a furor, which was only inflamed when at a subsequent redistricting hearing, the mayor, Johnny Isbell, brought a gun. At another meeting, he ordered police officers to remove a council member for violating a three-minute speaking limit. </w:t>
         <w:br/>
-        <w:t>A jury for the trial was chosen Friday, and opening arguments are scheduled for Monday in State District Court here.</w:t>
+        <w:t xml:space="preserve">  Asked by SCOTUSblog why he was pursuing the change, Mr. Isbell replied, ''Because the Justice Department can no longer tell us what to do.''</w:t>
         <w:br/>
-        <w:t>The police say Mrs. Holloway wanted to kill a neighbor, Verna Heath, so her 13-year-old daughter, Amber, would be too grief-stricken to compete with Mrs. Holloway's daughter, Shanna, also 13, for the cheering squad at Channelview High School. The school's cheering squads have won national championships.</w:t>
+        <w:t xml:space="preserve">  But just after the new year, a federal judge ordered the Justice Department to do precisely that -- making Pasadena the first municipality in the country ordered by a court to submit, against its wishes, to federal approval of its electoral system since the Supreme Court's 2013 decision.</w:t>
         <w:br/>
-        <w:t>Lawyers involved in the case said they expect Mrs. Holloway's lawyer, Troy McKinney, to present a defense including the claim that she was framed as part of a scheme by her former husband, Tony Harper, to gain custody of their two children. Mr. McKinney refused to be interviewed.</w:t>
+        <w:t xml:space="preserve">  The judge, Lee H. Rosenthal of the Federal District Court in Houston, ruled on Jan. 6 that the city's change to the election system violated the Voting Rights Act and intentionally discriminated against Latino voters. Judge Rosenthal put the city under federal oversight, requiring Pasadena officials to seek advance approval from the Justice Department before changing the City Council election map and procedures, a practice known as preclearance.</w:t>
         <w:br/>
-        <w:t>The police say Mrs. Holloway was so consumed with ambition for her daughter that she was prepared to go to any lengths to help her become a cheerleader.</w:t>
+        <w:t xml:space="preserve">  ''This is a message to those jurisdictions that the fact that they no longer have to preclear their changes doesn't mean that they can discriminate against minority voters,'' said Nina Perales, the vice president for litigation for the Mexican American Legal Defense and Educational Fund, which represented eight Hispanic voters who sued the city.</w:t>
         <w:br/>
-        <w:t>Detective George Helton of the Harris County's Sheriff's Department said: "I think it was probably a case of a mother trying to live her life through her daughter. Reasonable people like you and me can't understand how in the world cheerleading can be so important, but I think these people are just a bubble off.".</w:t>
+        <w:t xml:space="preserve">  An appeal by Pasadena officials is likely, and a court could stay the ruling, blocking it from taking effect while an appeal moves forward.</w:t>
         <w:br/>
-        <w:t>Mr. Helton was the undercover officer to whom Mrs. Holloway supposedly made the contract to kill Mrs. Heath. The authorities said Terry Harper, the brother of Mrs. Holloway's ex-husband, told them about the scheme after Mrs. Holloway asked him to find a killer.</w:t>
+        <w:t xml:space="preserve">  ''We're exploring it, and there's a reasonable chance that we'll appeal,'' said C. Robert Heath, the city's lead lawyer in the case. ''While we have great respect for the court, we disagree with its conclusion that the city acted with an intent to dilute the vote of its Hispanic citizens.''</w:t>
         <w:br/>
-        <w:t>Before her arrest Jan. 30, Mrs. Holloway was a housewife who lived in the working-class Houston suburb of Channelview, where her two kids attended school and she played piano in the church.</w:t>
+        <w:t xml:space="preserve">  Two smaller places, Charles Mix County in South Dakota and Evergreen, Ala., agreed to submit to federal oversight and are the only other jurisdictions required to get Justice Department approval before changing their election rules. Officials in Charles Mix County agreed in 2007, and those in Evergreen did so in 2014.</w:t>
         <w:br/>
-        <w:t>But even before the murder-for-hire charges, Mrs. Holloway's intense desire for Shanna to become a cheerleader raised eyebrows.</w:t>
+        <w:t xml:space="preserve">  The outcome of the case in Pasadena is a major test of whether the Voting Rights Act in its diminished form remains a vital tool for minority voters, particularly as the Justice Department inevitably swings to the right in the Trump administration.</w:t>
         <w:br/>
-        <w:t>One year when Shanna ran for cheerleader, she was disqualified after her mother campaigned by handing out rulers to other students with messages urging a vote for Shanna.</w:t>
+        <w:t xml:space="preserve">  In this city that was once home to the Texas headquarters of the Ku Klux Klan, the judge's ruling was hailed by Latino residents, election law experts and civil rights groups as a major victory and a reminder that the preclearance mechanism did not entirely vanish after the Supreme Court's weakening of the Voting Rights Act.</w:t>
         <w:br/>
-        <w:t>Another year Mrs. Holloway appeared before the Channelview School Board to object when Amber Heath transferred to the same school as Shanna, then ran for cheerleader a short time later. Mrs. Holloway argued unsuccessfully that Amber had not been in the district long enough to qualify as a cheerleader candidate.</w:t>
+        <w:t xml:space="preserve">  But some advocates said that however welcome, the piecemeal, costly and after-the-fact litigation in the Pasadena case and similar ones that were pending are a far cry from the blanket protections for minority voters alleging discrimination under the Voting Rights Act.</w:t>
         <w:br/>
-        <w:t>In both cases, Amber ran and won, beating out Shanna. Amber's mother, like Mrs. Holloway, was known to campaign for her daughter, intensifying the competition between them.</w:t>
+        <w:t xml:space="preserve">  ''It just completely changes the calculus,'' said Deuel Ross, a lawyer with the NAACP Legal Defense and Educational Fund. ''These discriminatory changes can go into effect and stay in effect for years, while someone has to spend millions of dollars and hire an attorney in order to even potentially win it.''</w:t>
+        <w:br/>
+        <w:t xml:space="preserve">  In fact, Judge Rosenthal's ruling came more than three years after the change to Pasadena's election system was first proposed. One election in 2015 was held under the new system.</w:t>
+        <w:br/>
+        <w:t xml:space="preserve">  The changes at the center of the case redrew the Pasadena City Council map from eight neighborhood-based single-member districts to a mixed system with six single-member districts and two citywide at-large seats. The move to what became known as the 6-2 map eliminated one Hispanic-majority district and prevented Latino-backed candidates from winning a City Council majority.</w:t>
+        <w:br/>
+        <w:t xml:space="preserve">  At-large election systems in a number of cities and school districts have been found to have diluted minority voting strength. In communities where whites make up the majority of voters and where people generally vote in racial blocs, white voters can defeat minority-preferred candidates and elect white-preferred candidates for at-large districts that encompass the entire electorate. Smaller single-member districts can help minority voters elect candidates of their choice, because they can be drawn so that minority voters make up a majority in some of the districts.</w:t>
+        <w:br/>
+        <w:t xml:space="preserve">  Judge Rosenthal's 113-page ruling describes a racially charged atmosphere in Pasadena politics to support its finding of intentional discrimination.</w:t>
+        <w:br/>
+        <w:t xml:space="preserve">  Councilman Ornaldo Ybarra testified that when he was campaigning in 2009, white residents told him that they ''weren't going to vote for a wetback.'' Richard Scott, the city's director of community relations and an ally of the mayor, directed a vendor to ''pull out Hispanic names'' from the mailing list of voters who would receive campaign materials in favor of the 6-2 map.</w:t>
+        <w:br/>
+        <w:t xml:space="preserve">  ''At trial, Mr. Scott testified that when he wrote 'pull out Hispanic names,' he meant to direct the vendor to pull out the names of Democratic voters,'' Judge Rosenthal wrote, one of several instances in which Pasadena officials ''understood race and party as interchangeable proxies. By clearly and explicitly intending to diminish Latinos' voting power for partisan ends, Pasadena officials intentionally discriminated on the basis of race.''</w:t>
+        <w:br/>
+        <w:t xml:space="preserve">  Pasadena is a majority-minority city of 150,000, where Hispanics account for 62 percent of the population but have long complained about a lack of city services and attention in their neighborhoods, which have aging roads and infrastructure. The city's white population and its Latino population remain largely physically divided, as the judge noted. North Pasadena is older, poorer and predominately Hispanic, while on the other side of the Spencer Highway, South Pasadena is newer, wealthier and predominately white.</w:t>
+        <w:br/>
+        <w:t xml:space="preserve">  ''They don't listen to us,'' said Patricia Gonzales, 49, a community activist who lives on the north side and who was one of the plaintiffs. ''It's like what we say doesn't really matter.''</w:t>
+        <w:br/>
+        <w:t xml:space="preserve">  Three of the eight council members are Hispanic, but one of them, Councilman Cody Ray Wheeler, is a Latino with an Anglo surname, and the judge wrote that politicians in Pasadena thought Mr. Wheeler's election ''was the result of his Anglo-sounding name and the Anglo votes that attracted.''</w:t>
+        <w:br/>
+        <w:t xml:space="preserve">  In 2013, the council was split 4 to 4, with the mayor holding the tiebreaking vote: Four were aligned with the mayor and four were aligned with the Hispanic community. Many were convinced that in the next election cycle, the Latino-backed candidates would win four seats again, plus a fifth, meaning they would have a majority on the council for the first time in Pasadena's history and weaken Mr. Isbell's influence.</w:t>
+        <w:br/>
+        <w:t xml:space="preserve">  ''Latino success in Pasadena elections has been slow, slight and disproportionately lower than Pasadena's Latino population,'' Judge Rosenthal wrote. ''But Latino success has increased in recent years. Indeed, the plaintiffs' theory of this case, which the court finds credible and amply supported by reliable record evidence, is that Pasadena changed to the 6-2 map and plan precisely because Latinos were becoming more successful at winning City Council seats.''</w:t>
+        <w:br/>
+        <w:t xml:space="preserve">  After the 2015 elections, the council remained divided 4 to 4 under the 6-to-2 map. Three seats were held by Hispanics and one of the new at-large seats was won by a white candidate who had the support of Hispanic voters, Councilwoman Pat Van Houte. The split was emphasized by the city's lawyers in defending the new system. Mr. Heath said city officials did not think the 6-to-2 map discriminated ''since Hispanics make up about 50 percent of the city's citizen voting-age population and the 6-to-2 system resulted in the election of Hispanic-preferred candidates to half the seats on the City Council.''</w:t>
+        <w:br/>
+        <w:t xml:space="preserve">  An aide to the mayor referred questions about the case to Mr. Heath, the city's lawyer.</w:t>
+        <w:br/>
+        <w:t xml:space="preserve">  Mr. Isbell appeared to accidentally drop the gun that he brought to the March 2014 hearing. At a trial held in 2016 on the voting-rights allegations, he testified that it was a broken pellet gun, a claim the judge discounted, saying in her ruling that the ''credible evidence'' was that it was a 9-millimeter Beretta.</w:t>
+        <w:br/>
+        <w:t xml:space="preserve">  Judge Rosenthal, the city and the plaintiffs are still sorting out a lingering question: how long the city should be under federal oversight. The judge asked both sides to suggest a time period, writing that five years ''might be appropriate.''</w:t>
+        <w:br/>
+        <w:t xml:space="preserve">  Richard L. Hasen, an election law expert and law professor at the University of California, Irvine, said the relevant section of the Voting Rights Act gave the judge wide discretion. ''You can guess that the plaintiffs will argue for a longer period and the city for shorter,'' he said. ''Without a very close look at the facts, I'm not in a position to say what I think is the ideal number here. But I don't think choosing 10 years would be too long.''</w:t>
+        <w:br/>
+        <w:br/>
+        <w:t>http://www.nytimes.com/2017/01/15/us/in-texas-a-test-of-whether-the-voting-rights-act-still-has-teeth.html</w:t>
+        <w:br/>
+        <w:br/>
+        <w:t>Graphic</w:t>
+        <w:br/>
         <w:br/>
         <w:t xml:space="preserve"> </w:t>
         <w:br/>
-        <w:t>Custody Issue Seen as Defense</w:t>
-        <w:br/>
-        <w:t xml:space="preserve"> The police said Mrs. Holloway originally intended to have both Amber and her mother killed but decided that a double murder would be too expensive.</w:t>
-        <w:br/>
-        <w:t>After Mrs. Holloway's arrest, Tony Harper got part-time custody of Shanna so she could get psychological counseling, Ms. Asher said.</w:t>
-        <w:br/>
-        <w:t>Mr. Harper's custody claims will probably be the basis of Mrs. Holloway's defense, said Paula Gavrel Asher, his lawyer in the custody case. Their son, Shane, 18, now lives in Waco, where he attends college.</w:t>
-        <w:br/>
-        <w:t>Gayle Fallon, president of the Houston Federation of Teachers, said it was not unusual in any school to see pressure from parents who want their daughters to be cheerleaders. "There are certain positions a student can get that guarantee them a high social status," she said. "One of them is cheerleader."</w:t>
-        <w:br/>
-        <w:t>Mr. Helton said that in his 17 years as an undercover officer he had seen many murder-for-hire cases, but none with such a frivolous motive.</w:t>
-        <w:br/>
-        <w:t>"The thing that amazes me," he said, "is that 10 years from now, what difference would it make if she was cheerleader?"</w:t>
+        <w:t>PHOTO: Patricia Gonzales, one of the plaintiffs in a lawsuit against the City of Pasadena, Tex., at home last week. ''It's like what we say doesn't really matter,'' she said. (PHOTOGRAPH BY MICHAEL STRAVATO FOR THE NEW YORK TIMES)</w:t>
       </w:r>
     </w:p>
     <w:sectPr>
